--- a/QED Course/Lesson 83 Feynman Rules from the Path Integral.docx
+++ b/QED Course/Lesson 83 Feynman Rules from the Path Integral.docx
@@ -143,15 +143,13 @@
         <w:tblLook w:firstColumn="1" w:firstRow="1" w:lastColumn="0" w:lastRow="0" w:noHBand="0" w:noVBand="1" w:val="04A0"/>
       </w:tblPr>
       <w:tblGrid>
-        <w:gridCol w:w="2448"/>
-        <w:gridCol w:w="2448"/>
-        <w:gridCol w:w="2448"/>
-        <w:gridCol w:w="2448"/>
+        <w:gridCol w:w="2160"/>
+        <w:gridCol w:w="7632"/>
       </w:tblGrid>
       <w:tr>
         <w:tc>
           <w:tcPr>
-            <w:tcW w:type="dxa" w:w="2448"/>
+            <w:tcW w:type="dxa" w:w="2160"/>
             <w:shd w:fill="1F4E78"/>
             <w:vAlign w:val="center"/>
             <w:tcMar>
@@ -173,7 +171,7 @@
         </w:tc>
         <w:tc>
           <w:tcPr>
-            <w:tcW w:type="dxa" w:w="2448"/>
+            <w:tcW w:type="dxa" w:w="7632"/>
             <w:shd w:fill="1F4E78"/>
             <w:vAlign w:val="center"/>
             <w:tcMar>
@@ -193,53 +191,11 @@
             </w:r>
           </w:p>
         </w:tc>
-        <w:tc>
-          <w:tcPr>
-            <w:tcW w:type="dxa" w:w="2448"/>
-            <w:shd w:fill="1F4E78"/>
-            <w:vAlign w:val="center"/>
-            <w:tcMar>
-              <w:top w:w="100" w:type="dxa"/>
-              <w:start w:w="100" w:type="dxa"/>
-              <w:bottom w:w="100" w:type="dxa"/>
-              <w:end w:w="100" w:type="dxa"/>
-            </w:tcMar>
-          </w:tcPr>
-          <w:p>
-            <w:r>
-              <w:rPr>
-                <w:b/>
-                <w:color w:val="FFFFFF"/>
-              </w:rPr>
-            </w:r>
-          </w:p>
-        </w:tc>
-        <w:tc>
-          <w:tcPr>
-            <w:tcW w:type="dxa" w:w="2448"/>
-            <w:shd w:fill="1F4E78"/>
-            <w:vAlign w:val="center"/>
-            <w:tcMar>
-              <w:top w:w="100" w:type="dxa"/>
-              <w:start w:w="100" w:type="dxa"/>
-              <w:bottom w:w="100" w:type="dxa"/>
-              <w:end w:w="100" w:type="dxa"/>
-            </w:tcMar>
-          </w:tcPr>
-          <w:p>
-            <w:r>
-              <w:rPr>
-                <w:b/>
-                <w:color w:val="FFFFFF"/>
-              </w:rPr>
-            </w:r>
-          </w:p>
-        </w:tc>
       </w:tr>
       <w:tr>
         <w:tc>
           <w:tcPr>
-            <w:tcW w:type="dxa" w:w="2448"/>
+            <w:tcW w:type="dxa" w:w="2160"/>
             <w:vAlign w:val="center"/>
             <w:tcMar>
               <w:top w:w="100" w:type="dxa"/>
@@ -256,7 +212,7 @@
         </w:tc>
         <w:tc>
           <w:tcPr>
-            <w:tcW w:type="dxa" w:w="2448"/>
+            <w:tcW w:type="dxa" w:w="7632"/>
             <w:vAlign w:val="center"/>
             <w:tcMar>
               <w:top w:w="100" w:type="dxa"/>
@@ -271,37 +227,11 @@
             </w:r>
           </w:p>
         </w:tc>
-        <w:tc>
-          <w:tcPr>
-            <w:tcW w:type="dxa" w:w="2448"/>
-            <w:vAlign w:val="center"/>
-            <w:tcMar>
-              <w:top w:w="100" w:type="dxa"/>
-              <w:start w:w="100" w:type="dxa"/>
-              <w:bottom w:w="100" w:type="dxa"/>
-              <w:end w:w="100" w:type="dxa"/>
-            </w:tcMar>
-          </w:tcPr>
-          <w:p/>
-        </w:tc>
-        <w:tc>
-          <w:tcPr>
-            <w:tcW w:type="dxa" w:w="2448"/>
-            <w:vAlign w:val="center"/>
-            <w:tcMar>
-              <w:top w:w="100" w:type="dxa"/>
-              <w:start w:w="100" w:type="dxa"/>
-              <w:bottom w:w="100" w:type="dxa"/>
-              <w:end w:w="100" w:type="dxa"/>
-            </w:tcMar>
-          </w:tcPr>
-          <w:p/>
-        </w:tc>
       </w:tr>
       <w:tr>
         <w:tc>
           <w:tcPr>
-            <w:tcW w:type="dxa" w:w="2448"/>
+            <w:tcW w:type="dxa" w:w="2160"/>
             <w:vAlign w:val="center"/>
             <w:shd w:fill="EAF2F8"/>
             <w:tcMar>
@@ -319,7 +249,7 @@
         </w:tc>
         <w:tc>
           <w:tcPr>
-            <w:tcW w:type="dxa" w:w="2448"/>
+            <w:tcW w:type="dxa" w:w="7632"/>
             <w:vAlign w:val="center"/>
             <w:shd w:fill="EAF2F8"/>
             <w:tcMar>
@@ -335,39 +265,11 @@
             </w:r>
           </w:p>
         </w:tc>
-        <w:tc>
-          <w:tcPr>
-            <w:tcW w:type="dxa" w:w="2448"/>
-            <w:vAlign w:val="center"/>
-            <w:shd w:fill="EAF2F8"/>
-            <w:tcMar>
-              <w:top w:w="100" w:type="dxa"/>
-              <w:start w:w="100" w:type="dxa"/>
-              <w:bottom w:w="100" w:type="dxa"/>
-              <w:end w:w="100" w:type="dxa"/>
-            </w:tcMar>
-          </w:tcPr>
-          <w:p/>
-        </w:tc>
-        <w:tc>
-          <w:tcPr>
-            <w:tcW w:type="dxa" w:w="2448"/>
-            <w:vAlign w:val="center"/>
-            <w:shd w:fill="EAF2F8"/>
-            <w:tcMar>
-              <w:top w:w="100" w:type="dxa"/>
-              <w:start w:w="100" w:type="dxa"/>
-              <w:bottom w:w="100" w:type="dxa"/>
-              <w:end w:w="100" w:type="dxa"/>
-            </w:tcMar>
-          </w:tcPr>
-          <w:p/>
-        </w:tc>
       </w:tr>
       <w:tr>
         <w:tc>
           <w:tcPr>
-            <w:tcW w:type="dxa" w:w="2448"/>
+            <w:tcW w:type="dxa" w:w="2160"/>
             <w:vAlign w:val="center"/>
             <w:tcMar>
               <w:top w:w="100" w:type="dxa"/>
@@ -384,7 +286,7 @@
         </w:tc>
         <w:tc>
           <w:tcPr>
-            <w:tcW w:type="dxa" w:w="2448"/>
+            <w:tcW w:type="dxa" w:w="7632"/>
             <w:vAlign w:val="center"/>
             <w:tcMar>
               <w:top w:w="100" w:type="dxa"/>
@@ -399,37 +301,11 @@
             </w:r>
           </w:p>
         </w:tc>
-        <w:tc>
-          <w:tcPr>
-            <w:tcW w:type="dxa" w:w="2448"/>
-            <w:vAlign w:val="center"/>
-            <w:tcMar>
-              <w:top w:w="100" w:type="dxa"/>
-              <w:start w:w="100" w:type="dxa"/>
-              <w:bottom w:w="100" w:type="dxa"/>
-              <w:end w:w="100" w:type="dxa"/>
-            </w:tcMar>
-          </w:tcPr>
-          <w:p/>
-        </w:tc>
-        <w:tc>
-          <w:tcPr>
-            <w:tcW w:type="dxa" w:w="2448"/>
-            <w:vAlign w:val="center"/>
-            <w:tcMar>
-              <w:top w:w="100" w:type="dxa"/>
-              <w:start w:w="100" w:type="dxa"/>
-              <w:bottom w:w="100" w:type="dxa"/>
-              <w:end w:w="100" w:type="dxa"/>
-            </w:tcMar>
-          </w:tcPr>
-          <w:p/>
-        </w:tc>
       </w:tr>
       <w:tr>
         <w:tc>
           <w:tcPr>
-            <w:tcW w:type="dxa" w:w="2448"/>
+            <w:tcW w:type="dxa" w:w="2160"/>
             <w:vAlign w:val="center"/>
             <w:shd w:fill="EAF2F8"/>
             <w:tcMar>
@@ -447,7 +323,7 @@
         </w:tc>
         <w:tc>
           <w:tcPr>
-            <w:tcW w:type="dxa" w:w="2448"/>
+            <w:tcW w:type="dxa" w:w="7632"/>
             <w:vAlign w:val="center"/>
             <w:shd w:fill="EAF2F8"/>
             <w:tcMar>
@@ -463,39 +339,11 @@
             </w:r>
           </w:p>
         </w:tc>
-        <w:tc>
-          <w:tcPr>
-            <w:tcW w:type="dxa" w:w="2448"/>
-            <w:vAlign w:val="center"/>
-            <w:shd w:fill="EAF2F8"/>
-            <w:tcMar>
-              <w:top w:w="100" w:type="dxa"/>
-              <w:start w:w="100" w:type="dxa"/>
-              <w:bottom w:w="100" w:type="dxa"/>
-              <w:end w:w="100" w:type="dxa"/>
-            </w:tcMar>
-          </w:tcPr>
-          <w:p/>
-        </w:tc>
-        <w:tc>
-          <w:tcPr>
-            <w:tcW w:type="dxa" w:w="2448"/>
-            <w:vAlign w:val="center"/>
-            <w:shd w:fill="EAF2F8"/>
-            <w:tcMar>
-              <w:top w:w="100" w:type="dxa"/>
-              <w:start w:w="100" w:type="dxa"/>
-              <w:bottom w:w="100" w:type="dxa"/>
-              <w:end w:w="100" w:type="dxa"/>
-            </w:tcMar>
-          </w:tcPr>
-          <w:p/>
-        </w:tc>
       </w:tr>
       <w:tr>
         <w:tc>
           <w:tcPr>
-            <w:tcW w:type="dxa" w:w="2448"/>
+            <w:tcW w:type="dxa" w:w="2160"/>
             <w:vAlign w:val="center"/>
             <w:tcMar>
               <w:top w:w="100" w:type="dxa"/>
@@ -512,7 +360,7 @@
         </w:tc>
         <w:tc>
           <w:tcPr>
-            <w:tcW w:type="dxa" w:w="2448"/>
+            <w:tcW w:type="dxa" w:w="7632"/>
             <w:vAlign w:val="center"/>
             <w:tcMar>
               <w:top w:w="100" w:type="dxa"/>
@@ -527,37 +375,11 @@
             </w:r>
           </w:p>
         </w:tc>
-        <w:tc>
-          <w:tcPr>
-            <w:tcW w:type="dxa" w:w="2448"/>
-            <w:vAlign w:val="center"/>
-            <w:tcMar>
-              <w:top w:w="100" w:type="dxa"/>
-              <w:start w:w="100" w:type="dxa"/>
-              <w:bottom w:w="100" w:type="dxa"/>
-              <w:end w:w="100" w:type="dxa"/>
-            </w:tcMar>
-          </w:tcPr>
-          <w:p/>
-        </w:tc>
-        <w:tc>
-          <w:tcPr>
-            <w:tcW w:type="dxa" w:w="2448"/>
-            <w:vAlign w:val="center"/>
-            <w:tcMar>
-              <w:top w:w="100" w:type="dxa"/>
-              <w:start w:w="100" w:type="dxa"/>
-              <w:bottom w:w="100" w:type="dxa"/>
-              <w:end w:w="100" w:type="dxa"/>
-            </w:tcMar>
-          </w:tcPr>
-          <w:p/>
-        </w:tc>
       </w:tr>
       <w:tr>
         <w:tc>
           <w:tcPr>
-            <w:tcW w:type="dxa" w:w="2448"/>
+            <w:tcW w:type="dxa" w:w="2160"/>
             <w:vAlign w:val="center"/>
             <w:shd w:fill="EAF2F8"/>
             <w:tcMar>
@@ -575,7 +397,7 @@
         </w:tc>
         <w:tc>
           <w:tcPr>
-            <w:tcW w:type="dxa" w:w="2448"/>
+            <w:tcW w:type="dxa" w:w="7632"/>
             <w:vAlign w:val="center"/>
             <w:shd w:fill="EAF2F8"/>
             <w:tcMar>
@@ -587,43 +409,7 @@
           </w:tcPr>
           <w:p>
             <w:r>
-              <w:t>Amplitude, defined by ⟨f</w:t>
-            </w:r>
-          </w:p>
-        </w:tc>
-        <w:tc>
-          <w:tcPr>
-            <w:tcW w:type="dxa" w:w="2448"/>
-            <w:vAlign w:val="center"/>
-            <w:shd w:fill="EAF2F8"/>
-            <w:tcMar>
-              <w:top w:w="100" w:type="dxa"/>
-              <w:start w:w="100" w:type="dxa"/>
-              <w:bottom w:w="100" w:type="dxa"/>
-              <w:end w:w="100" w:type="dxa"/>
-            </w:tcMar>
-          </w:tcPr>
-          <w:p>
-            <w:r>
-              <w:t>S − 1</w:t>
-            </w:r>
-          </w:p>
-        </w:tc>
-        <w:tc>
-          <w:tcPr>
-            <w:tcW w:type="dxa" w:w="2448"/>
-            <w:vAlign w:val="center"/>
-            <w:shd w:fill="EAF2F8"/>
-            <w:tcMar>
-              <w:top w:w="100" w:type="dxa"/>
-              <w:start w:w="100" w:type="dxa"/>
-              <w:bottom w:w="100" w:type="dxa"/>
-              <w:end w:w="100" w:type="dxa"/>
-            </w:tcMar>
-          </w:tcPr>
-          <w:p>
-            <w:r>
-              <w:t>i⟩ = (2π)⁴δ⁴(P_f − P_i) iℳ</w:t>
+              <w:t>Amplitude, defined by ⟨f|S − 1|i⟩ = (2π)⁴δ⁴(P_f − P_i) iℳ</w:t>
             </w:r>
           </w:p>
         </w:tc>
@@ -1584,7 +1370,7 @@
     </w:p>
     <w:p>
       <w:r>
-        <w:t>With I internal lines and V vertices, the number of free momentum integrals is I − (V − 1) = I − V + 1 = L, the number of loops. Each loop has one undetermined momentum, integrated with d⁴k/(2π)⁴. Lesson 81 showed that each loop also costs one power of ħ. A tree diagram has L = 0 and no integral at all. Every loop integral in Parts IX and X entered here.</w:t>
+        <w:t>With I internal lines and V vertices, the number of free momentum integrals is I − (V − 1) = I − V + 1 = L, the number of loops. Each loop has one undetermined momentum, integrated with d⁴k/(2π)⁴. Lesson 81 showed that each loop also costs one power of ℏ. A tree diagram has L = 0 and no integral at all. Every loop integral in Parts IX and X entered here.</w:t>
       </w:r>
     </w:p>
     <w:p>
@@ -3019,30 +2805,12 @@
     </w:p>
     <w:p>
       <w:r>
-        <w:t>For ℒ = (D_μφ)</w:t>
-      </w:r>
-      <w:r>
-        <w:rPr>
-          <w:i/>
-        </w:rPr>
-        <w:t>(D^μφ) − m²φ</w:t>
-      </w:r>
-      <w:r>
-        <w:t>φ, with D_μ = ∂_μ + iqA_μ, find the vertices.</w:t>
+        <w:t>For ℒ = (D_μφ)*(D^μφ) − m²φ*φ, with D_μ = ∂_μ + iqA_μ, find the vertices.</w:t>
       </w:r>
     </w:p>
     <w:p>
       <w:r>
-        <w:t>The conjugate of the covariant derivative is (D_μφ)</w:t>
-      </w:r>
-      <w:r>
-        <w:rPr>
-          <w:i/>
-        </w:rPr>
-        <w:t xml:space="preserve"> = ∂_μφ</w:t>
-      </w:r>
-      <w:r>
-        <w:t xml:space="preserve"> − iqA_μφ*. Multiplying out,</w:t>
+        <w:t>The conjugate of the covariant derivative is (D_μφ)* = ∂_μφ* − iqA_μφ*. Multiplying out,</w:t>
       </w:r>
     </w:p>
     <w:p>
@@ -3345,25 +3113,7 @@
     </w:p>
     <w:p>
       <w:r>
-        <w:t>For the cubic vertex, take an incoming scalar of momentum p, so φ ∝ e^{−ipx} and ∂_μφ → −ip_μφ, and an outgoing scalar of momentum p′, so φ</w:t>
-      </w:r>
-      <w:r>
-        <w:rPr>
-          <w:i/>
-        </w:rPr>
-        <w:t xml:space="preserve"> ∝ e^{ip′x} and ∂_μφ</w:t>
-      </w:r>
-      <w:r>
-        <w:t xml:space="preserve"> → ip′_μφ</w:t>
-      </w:r>
-      <w:r>
-        <w:rPr>
-          <w:i/>
-        </w:rPr>
-        <w:t>. The bracket becomes i(p′ + p)_μφ</w:t>
-      </w:r>
-      <w:r>
-        <w:t>φ. The vertex is i times the coefficient in ℒ, which is i × iq × i(p + p′)^μ:</w:t>
+        <w:t>For the cubic vertex, take an incoming scalar of momentum p, so φ ∝ e^{−ipx} and ∂_μφ → −ip_μφ, and an outgoing scalar of momentum p′, so φ* ∝ e^{ip′x} and ∂_μφ* → ip′_μφ*. The bracket becomes i(p′ + p)_μφ*φ. The vertex is i times the coefficient in ℒ, which is i × iq × i(p + p′)^μ:</w:t>
       </w:r>
     </w:p>
     <w:p>
@@ -3899,15 +3649,13 @@
         <w:tblLook w:firstColumn="1" w:firstRow="1" w:lastColumn="0" w:lastRow="0" w:noHBand="0" w:noVBand="1" w:val="04A0"/>
       </w:tblPr>
       <w:tblGrid>
-        <w:gridCol w:w="2448"/>
-        <w:gridCol w:w="2448"/>
-        <w:gridCol w:w="2448"/>
-        <w:gridCol w:w="2448"/>
+        <w:gridCol w:w="720"/>
+        <w:gridCol w:w="9072"/>
       </w:tblGrid>
       <w:tr>
         <w:tc>
           <w:tcPr>
-            <w:tcW w:type="dxa" w:w="2448"/>
+            <w:tcW w:type="dxa" w:w="720"/>
             <w:shd w:fill="1F4E78"/>
             <w:vAlign w:val="center"/>
             <w:tcMar>
@@ -3929,7 +3677,7 @@
         </w:tc>
         <w:tc>
           <w:tcPr>
-            <w:tcW w:type="dxa" w:w="2448"/>
+            <w:tcW w:type="dxa" w:w="9072"/>
             <w:shd w:fill="1F4E78"/>
             <w:vAlign w:val="center"/>
             <w:tcMar>
@@ -3949,53 +3697,11 @@
             </w:r>
           </w:p>
         </w:tc>
-        <w:tc>
-          <w:tcPr>
-            <w:tcW w:type="dxa" w:w="2448"/>
-            <w:shd w:fill="1F4E78"/>
-            <w:vAlign w:val="center"/>
-            <w:tcMar>
-              <w:top w:w="100" w:type="dxa"/>
-              <w:start w:w="100" w:type="dxa"/>
-              <w:bottom w:w="100" w:type="dxa"/>
-              <w:end w:w="100" w:type="dxa"/>
-            </w:tcMar>
-          </w:tcPr>
-          <w:p>
-            <w:r>
-              <w:rPr>
-                <w:b/>
-                <w:color w:val="FFFFFF"/>
-              </w:rPr>
-            </w:r>
-          </w:p>
-        </w:tc>
-        <w:tc>
-          <w:tcPr>
-            <w:tcW w:type="dxa" w:w="2448"/>
-            <w:shd w:fill="1F4E78"/>
-            <w:vAlign w:val="center"/>
-            <w:tcMar>
-              <w:top w:w="100" w:type="dxa"/>
-              <w:start w:w="100" w:type="dxa"/>
-              <w:bottom w:w="100" w:type="dxa"/>
-              <w:end w:w="100" w:type="dxa"/>
-            </w:tcMar>
-          </w:tcPr>
-          <w:p>
-            <w:r>
-              <w:rPr>
-                <w:b/>
-                <w:color w:val="FFFFFF"/>
-              </w:rPr>
-            </w:r>
-          </w:p>
-        </w:tc>
       </w:tr>
       <w:tr>
         <w:tc>
           <w:tcPr>
-            <w:tcW w:type="dxa" w:w="2448"/>
+            <w:tcW w:type="dxa" w:w="720"/>
             <w:vAlign w:val="center"/>
             <w:tcMar>
               <w:top w:w="100" w:type="dxa"/>
@@ -4012,7 +3718,7 @@
         </w:tc>
         <w:tc>
           <w:tcPr>
-            <w:tcW w:type="dxa" w:w="2448"/>
+            <w:tcW w:type="dxa" w:w="9072"/>
             <w:vAlign w:val="center"/>
             <w:tcMar>
               <w:top w:w="100" w:type="dxa"/>
@@ -4027,37 +3733,11 @@
             </w:r>
           </w:p>
         </w:tc>
-        <w:tc>
-          <w:tcPr>
-            <w:tcW w:type="dxa" w:w="2448"/>
-            <w:vAlign w:val="center"/>
-            <w:tcMar>
-              <w:top w:w="100" w:type="dxa"/>
-              <w:start w:w="100" w:type="dxa"/>
-              <w:bottom w:w="100" w:type="dxa"/>
-              <w:end w:w="100" w:type="dxa"/>
-            </w:tcMar>
-          </w:tcPr>
-          <w:p/>
-        </w:tc>
-        <w:tc>
-          <w:tcPr>
-            <w:tcW w:type="dxa" w:w="2448"/>
-            <w:vAlign w:val="center"/>
-            <w:tcMar>
-              <w:top w:w="100" w:type="dxa"/>
-              <w:start w:w="100" w:type="dxa"/>
-              <w:bottom w:w="100" w:type="dxa"/>
-              <w:end w:w="100" w:type="dxa"/>
-            </w:tcMar>
-          </w:tcPr>
-          <w:p/>
-        </w:tc>
       </w:tr>
       <w:tr>
         <w:tc>
           <w:tcPr>
-            <w:tcW w:type="dxa" w:w="2448"/>
+            <w:tcW w:type="dxa" w:w="720"/>
             <w:vAlign w:val="center"/>
             <w:shd w:fill="EAF2F8"/>
             <w:tcMar>
@@ -4075,7 +3755,7 @@
         </w:tc>
         <w:tc>
           <w:tcPr>
-            <w:tcW w:type="dxa" w:w="2448"/>
+            <w:tcW w:type="dxa" w:w="9072"/>
             <w:vAlign w:val="center"/>
             <w:shd w:fill="EAF2F8"/>
             <w:tcMar>
@@ -4091,39 +3771,11 @@
             </w:r>
           </w:p>
         </w:tc>
-        <w:tc>
-          <w:tcPr>
-            <w:tcW w:type="dxa" w:w="2448"/>
-            <w:vAlign w:val="center"/>
-            <w:shd w:fill="EAF2F8"/>
-            <w:tcMar>
-              <w:top w:w="100" w:type="dxa"/>
-              <w:start w:w="100" w:type="dxa"/>
-              <w:bottom w:w="100" w:type="dxa"/>
-              <w:end w:w="100" w:type="dxa"/>
-            </w:tcMar>
-          </w:tcPr>
-          <w:p/>
-        </w:tc>
-        <w:tc>
-          <w:tcPr>
-            <w:tcW w:type="dxa" w:w="2448"/>
-            <w:vAlign w:val="center"/>
-            <w:shd w:fill="EAF2F8"/>
-            <w:tcMar>
-              <w:top w:w="100" w:type="dxa"/>
-              <w:start w:w="100" w:type="dxa"/>
-              <w:bottom w:w="100" w:type="dxa"/>
-              <w:end w:w="100" w:type="dxa"/>
-            </w:tcMar>
-          </w:tcPr>
-          <w:p/>
-        </w:tc>
       </w:tr>
       <w:tr>
         <w:tc>
           <w:tcPr>
-            <w:tcW w:type="dxa" w:w="2448"/>
+            <w:tcW w:type="dxa" w:w="720"/>
             <w:vAlign w:val="center"/>
             <w:tcMar>
               <w:top w:w="100" w:type="dxa"/>
@@ -4140,7 +3792,7 @@
         </w:tc>
         <w:tc>
           <w:tcPr>
-            <w:tcW w:type="dxa" w:w="2448"/>
+            <w:tcW w:type="dxa" w:w="9072"/>
             <w:vAlign w:val="center"/>
             <w:tcMar>
               <w:top w:w="100" w:type="dxa"/>
@@ -4155,37 +3807,11 @@
             </w:r>
           </w:p>
         </w:tc>
-        <w:tc>
-          <w:tcPr>
-            <w:tcW w:type="dxa" w:w="2448"/>
-            <w:vAlign w:val="center"/>
-            <w:tcMar>
-              <w:top w:w="100" w:type="dxa"/>
-              <w:start w:w="100" w:type="dxa"/>
-              <w:bottom w:w="100" w:type="dxa"/>
-              <w:end w:w="100" w:type="dxa"/>
-            </w:tcMar>
-          </w:tcPr>
-          <w:p/>
-        </w:tc>
-        <w:tc>
-          <w:tcPr>
-            <w:tcW w:type="dxa" w:w="2448"/>
-            <w:vAlign w:val="center"/>
-            <w:tcMar>
-              <w:top w:w="100" w:type="dxa"/>
-              <w:start w:w="100" w:type="dxa"/>
-              <w:bottom w:w="100" w:type="dxa"/>
-              <w:end w:w="100" w:type="dxa"/>
-            </w:tcMar>
-          </w:tcPr>
-          <w:p/>
-        </w:tc>
       </w:tr>
       <w:tr>
         <w:tc>
           <w:tcPr>
-            <w:tcW w:type="dxa" w:w="2448"/>
+            <w:tcW w:type="dxa" w:w="720"/>
             <w:vAlign w:val="center"/>
             <w:shd w:fill="EAF2F8"/>
             <w:tcMar>
@@ -4203,7 +3829,7 @@
         </w:tc>
         <w:tc>
           <w:tcPr>
-            <w:tcW w:type="dxa" w:w="2448"/>
+            <w:tcW w:type="dxa" w:w="9072"/>
             <w:vAlign w:val="center"/>
             <w:shd w:fill="EAF2F8"/>
             <w:tcMar>
@@ -4219,39 +3845,11 @@
             </w:r>
           </w:p>
         </w:tc>
-        <w:tc>
-          <w:tcPr>
-            <w:tcW w:type="dxa" w:w="2448"/>
-            <w:vAlign w:val="center"/>
-            <w:shd w:fill="EAF2F8"/>
-            <w:tcMar>
-              <w:top w:w="100" w:type="dxa"/>
-              <w:start w:w="100" w:type="dxa"/>
-              <w:bottom w:w="100" w:type="dxa"/>
-              <w:end w:w="100" w:type="dxa"/>
-            </w:tcMar>
-          </w:tcPr>
-          <w:p/>
-        </w:tc>
-        <w:tc>
-          <w:tcPr>
-            <w:tcW w:type="dxa" w:w="2448"/>
-            <w:vAlign w:val="center"/>
-            <w:shd w:fill="EAF2F8"/>
-            <w:tcMar>
-              <w:top w:w="100" w:type="dxa"/>
-              <w:start w:w="100" w:type="dxa"/>
-              <w:bottom w:w="100" w:type="dxa"/>
-              <w:end w:w="100" w:type="dxa"/>
-            </w:tcMar>
-          </w:tcPr>
-          <w:p/>
-        </w:tc>
       </w:tr>
       <w:tr>
         <w:tc>
           <w:tcPr>
-            <w:tcW w:type="dxa" w:w="2448"/>
+            <w:tcW w:type="dxa" w:w="720"/>
             <w:vAlign w:val="center"/>
             <w:tcMar>
               <w:top w:w="100" w:type="dxa"/>
@@ -4268,7 +3866,7 @@
         </w:tc>
         <w:tc>
           <w:tcPr>
-            <w:tcW w:type="dxa" w:w="2448"/>
+            <w:tcW w:type="dxa" w:w="9072"/>
             <w:vAlign w:val="center"/>
             <w:tcMar>
               <w:top w:w="100" w:type="dxa"/>
@@ -4283,37 +3881,11 @@
             </w:r>
           </w:p>
         </w:tc>
-        <w:tc>
-          <w:tcPr>
-            <w:tcW w:type="dxa" w:w="2448"/>
-            <w:vAlign w:val="center"/>
-            <w:tcMar>
-              <w:top w:w="100" w:type="dxa"/>
-              <w:start w:w="100" w:type="dxa"/>
-              <w:bottom w:w="100" w:type="dxa"/>
-              <w:end w:w="100" w:type="dxa"/>
-            </w:tcMar>
-          </w:tcPr>
-          <w:p/>
-        </w:tc>
-        <w:tc>
-          <w:tcPr>
-            <w:tcW w:type="dxa" w:w="2448"/>
-            <w:vAlign w:val="center"/>
-            <w:tcMar>
-              <w:top w:w="100" w:type="dxa"/>
-              <w:start w:w="100" w:type="dxa"/>
-              <w:bottom w:w="100" w:type="dxa"/>
-              <w:end w:w="100" w:type="dxa"/>
-            </w:tcMar>
-          </w:tcPr>
-          <w:p/>
-        </w:tc>
       </w:tr>
       <w:tr>
         <w:tc>
           <w:tcPr>
-            <w:tcW w:type="dxa" w:w="2448"/>
+            <w:tcW w:type="dxa" w:w="720"/>
             <w:vAlign w:val="center"/>
             <w:shd w:fill="EAF2F8"/>
             <w:tcMar>
@@ -4331,7 +3903,7 @@
         </w:tc>
         <w:tc>
           <w:tcPr>
-            <w:tcW w:type="dxa" w:w="2448"/>
+            <w:tcW w:type="dxa" w:w="9072"/>
             <w:vAlign w:val="center"/>
             <w:shd w:fill="EAF2F8"/>
             <w:tcMar>
@@ -4347,39 +3919,11 @@
             </w:r>
           </w:p>
         </w:tc>
-        <w:tc>
-          <w:tcPr>
-            <w:tcW w:type="dxa" w:w="2448"/>
-            <w:vAlign w:val="center"/>
-            <w:shd w:fill="EAF2F8"/>
-            <w:tcMar>
-              <w:top w:w="100" w:type="dxa"/>
-              <w:start w:w="100" w:type="dxa"/>
-              <w:bottom w:w="100" w:type="dxa"/>
-              <w:end w:w="100" w:type="dxa"/>
-            </w:tcMar>
-          </w:tcPr>
-          <w:p/>
-        </w:tc>
-        <w:tc>
-          <w:tcPr>
-            <w:tcW w:type="dxa" w:w="2448"/>
-            <w:vAlign w:val="center"/>
-            <w:shd w:fill="EAF2F8"/>
-            <w:tcMar>
-              <w:top w:w="100" w:type="dxa"/>
-              <w:start w:w="100" w:type="dxa"/>
-              <w:bottom w:w="100" w:type="dxa"/>
-              <w:end w:w="100" w:type="dxa"/>
-            </w:tcMar>
-          </w:tcPr>
-          <w:p/>
-        </w:tc>
       </w:tr>
       <w:tr>
         <w:tc>
           <w:tcPr>
-            <w:tcW w:type="dxa" w:w="2448"/>
+            <w:tcW w:type="dxa" w:w="720"/>
             <w:vAlign w:val="center"/>
             <w:tcMar>
               <w:top w:w="100" w:type="dxa"/>
@@ -4396,7 +3940,7 @@
         </w:tc>
         <w:tc>
           <w:tcPr>
-            <w:tcW w:type="dxa" w:w="2448"/>
+            <w:tcW w:type="dxa" w:w="9072"/>
             <w:vAlign w:val="center"/>
             <w:tcMar>
               <w:top w:w="100" w:type="dxa"/>
@@ -4411,37 +3955,11 @@
             </w:r>
           </w:p>
         </w:tc>
-        <w:tc>
-          <w:tcPr>
-            <w:tcW w:type="dxa" w:w="2448"/>
-            <w:vAlign w:val="center"/>
-            <w:tcMar>
-              <w:top w:w="100" w:type="dxa"/>
-              <w:start w:w="100" w:type="dxa"/>
-              <w:bottom w:w="100" w:type="dxa"/>
-              <w:end w:w="100" w:type="dxa"/>
-            </w:tcMar>
-          </w:tcPr>
-          <w:p/>
-        </w:tc>
-        <w:tc>
-          <w:tcPr>
-            <w:tcW w:type="dxa" w:w="2448"/>
-            <w:vAlign w:val="center"/>
-            <w:tcMar>
-              <w:top w:w="100" w:type="dxa"/>
-              <w:start w:w="100" w:type="dxa"/>
-              <w:bottom w:w="100" w:type="dxa"/>
-              <w:end w:w="100" w:type="dxa"/>
-            </w:tcMar>
-          </w:tcPr>
-          <w:p/>
-        </w:tc>
       </w:tr>
       <w:tr>
         <w:tc>
           <w:tcPr>
-            <w:tcW w:type="dxa" w:w="2448"/>
+            <w:tcW w:type="dxa" w:w="720"/>
             <w:vAlign w:val="center"/>
             <w:shd w:fill="EAF2F8"/>
             <w:tcMar>
@@ -4459,7 +3977,7 @@
         </w:tc>
         <w:tc>
           <w:tcPr>
-            <w:tcW w:type="dxa" w:w="2448"/>
+            <w:tcW w:type="dxa" w:w="9072"/>
             <w:vAlign w:val="center"/>
             <w:shd w:fill="EAF2F8"/>
             <w:tcMar>
@@ -4475,39 +3993,11 @@
             </w:r>
           </w:p>
         </w:tc>
-        <w:tc>
-          <w:tcPr>
-            <w:tcW w:type="dxa" w:w="2448"/>
-            <w:vAlign w:val="center"/>
-            <w:shd w:fill="EAF2F8"/>
-            <w:tcMar>
-              <w:top w:w="100" w:type="dxa"/>
-              <w:start w:w="100" w:type="dxa"/>
-              <w:bottom w:w="100" w:type="dxa"/>
-              <w:end w:w="100" w:type="dxa"/>
-            </w:tcMar>
-          </w:tcPr>
-          <w:p/>
-        </w:tc>
-        <w:tc>
-          <w:tcPr>
-            <w:tcW w:type="dxa" w:w="2448"/>
-            <w:vAlign w:val="center"/>
-            <w:shd w:fill="EAF2F8"/>
-            <w:tcMar>
-              <w:top w:w="100" w:type="dxa"/>
-              <w:start w:w="100" w:type="dxa"/>
-              <w:bottom w:w="100" w:type="dxa"/>
-              <w:end w:w="100" w:type="dxa"/>
-            </w:tcMar>
-          </w:tcPr>
-          <w:p/>
-        </w:tc>
       </w:tr>
       <w:tr>
         <w:tc>
           <w:tcPr>
-            <w:tcW w:type="dxa" w:w="2448"/>
+            <w:tcW w:type="dxa" w:w="720"/>
             <w:vAlign w:val="center"/>
             <w:tcMar>
               <w:top w:w="100" w:type="dxa"/>
@@ -4524,7 +4014,7 @@
         </w:tc>
         <w:tc>
           <w:tcPr>
-            <w:tcW w:type="dxa" w:w="2448"/>
+            <w:tcW w:type="dxa" w:w="9072"/>
             <w:vAlign w:val="center"/>
             <w:tcMar>
               <w:top w:w="100" w:type="dxa"/>
@@ -4539,37 +4029,11 @@
             </w:r>
           </w:p>
         </w:tc>
-        <w:tc>
-          <w:tcPr>
-            <w:tcW w:type="dxa" w:w="2448"/>
-            <w:vAlign w:val="center"/>
-            <w:tcMar>
-              <w:top w:w="100" w:type="dxa"/>
-              <w:start w:w="100" w:type="dxa"/>
-              <w:bottom w:w="100" w:type="dxa"/>
-              <w:end w:w="100" w:type="dxa"/>
-            </w:tcMar>
-          </w:tcPr>
-          <w:p/>
-        </w:tc>
-        <w:tc>
-          <w:tcPr>
-            <w:tcW w:type="dxa" w:w="2448"/>
-            <w:vAlign w:val="center"/>
-            <w:tcMar>
-              <w:top w:w="100" w:type="dxa"/>
-              <w:start w:w="100" w:type="dxa"/>
-              <w:bottom w:w="100" w:type="dxa"/>
-              <w:end w:w="100" w:type="dxa"/>
-            </w:tcMar>
-          </w:tcPr>
-          <w:p/>
-        </w:tc>
       </w:tr>
       <w:tr>
         <w:tc>
           <w:tcPr>
-            <w:tcW w:type="dxa" w:w="2448"/>
+            <w:tcW w:type="dxa" w:w="720"/>
             <w:vAlign w:val="center"/>
             <w:shd w:fill="EAF2F8"/>
             <w:tcMar>
@@ -4587,7 +4051,7 @@
         </w:tc>
         <w:tc>
           <w:tcPr>
-            <w:tcW w:type="dxa" w:w="2448"/>
+            <w:tcW w:type="dxa" w:w="9072"/>
             <w:vAlign w:val="center"/>
             <w:shd w:fill="EAF2F8"/>
             <w:tcMar>
@@ -4603,39 +4067,11 @@
             </w:r>
           </w:p>
         </w:tc>
-        <w:tc>
-          <w:tcPr>
-            <w:tcW w:type="dxa" w:w="2448"/>
-            <w:vAlign w:val="center"/>
-            <w:shd w:fill="EAF2F8"/>
-            <w:tcMar>
-              <w:top w:w="100" w:type="dxa"/>
-              <w:start w:w="100" w:type="dxa"/>
-              <w:bottom w:w="100" w:type="dxa"/>
-              <w:end w:w="100" w:type="dxa"/>
-            </w:tcMar>
-          </w:tcPr>
-          <w:p/>
-        </w:tc>
-        <w:tc>
-          <w:tcPr>
-            <w:tcW w:type="dxa" w:w="2448"/>
-            <w:vAlign w:val="center"/>
-            <w:shd w:fill="EAF2F8"/>
-            <w:tcMar>
-              <w:top w:w="100" w:type="dxa"/>
-              <w:start w:w="100" w:type="dxa"/>
-              <w:bottom w:w="100" w:type="dxa"/>
-              <w:end w:w="100" w:type="dxa"/>
-            </w:tcMar>
-          </w:tcPr>
-          <w:p/>
-        </w:tc>
       </w:tr>
       <w:tr>
         <w:tc>
           <w:tcPr>
-            <w:tcW w:type="dxa" w:w="2448"/>
+            <w:tcW w:type="dxa" w:w="720"/>
             <w:vAlign w:val="center"/>
             <w:tcMar>
               <w:top w:w="100" w:type="dxa"/>
@@ -4652,7 +4088,7 @@
         </w:tc>
         <w:tc>
           <w:tcPr>
-            <w:tcW w:type="dxa" w:w="2448"/>
+            <w:tcW w:type="dxa" w:w="9072"/>
             <w:vAlign w:val="center"/>
             <w:tcMar>
               <w:top w:w="100" w:type="dxa"/>
@@ -4667,37 +4103,11 @@
             </w:r>
           </w:p>
         </w:tc>
-        <w:tc>
-          <w:tcPr>
-            <w:tcW w:type="dxa" w:w="2448"/>
-            <w:vAlign w:val="center"/>
-            <w:tcMar>
-              <w:top w:w="100" w:type="dxa"/>
-              <w:start w:w="100" w:type="dxa"/>
-              <w:bottom w:w="100" w:type="dxa"/>
-              <w:end w:w="100" w:type="dxa"/>
-            </w:tcMar>
-          </w:tcPr>
-          <w:p/>
-        </w:tc>
-        <w:tc>
-          <w:tcPr>
-            <w:tcW w:type="dxa" w:w="2448"/>
-            <w:vAlign w:val="center"/>
-            <w:tcMar>
-              <w:top w:w="100" w:type="dxa"/>
-              <w:start w:w="100" w:type="dxa"/>
-              <w:bottom w:w="100" w:type="dxa"/>
-              <w:end w:w="100" w:type="dxa"/>
-            </w:tcMar>
-          </w:tcPr>
-          <w:p/>
-        </w:tc>
       </w:tr>
       <w:tr>
         <w:tc>
           <w:tcPr>
-            <w:tcW w:type="dxa" w:w="2448"/>
+            <w:tcW w:type="dxa" w:w="720"/>
             <w:vAlign w:val="center"/>
             <w:shd w:fill="EAF2F8"/>
             <w:tcMar>
@@ -4715,7 +4125,7 @@
         </w:tc>
         <w:tc>
           <w:tcPr>
-            <w:tcW w:type="dxa" w:w="2448"/>
+            <w:tcW w:type="dxa" w:w="9072"/>
             <w:vAlign w:val="center"/>
             <w:shd w:fill="EAF2F8"/>
             <w:tcMar>
@@ -4727,43 +4137,7 @@
           </w:tcPr>
           <w:p>
             <w:r>
-              <w:t>From Ṽ(q) = e²/</w:t>
-            </w:r>
-          </w:p>
-        </w:tc>
-        <w:tc>
-          <w:tcPr>
-            <w:tcW w:type="dxa" w:w="2448"/>
-            <w:vAlign w:val="center"/>
-            <w:shd w:fill="EAF2F8"/>
-            <w:tcMar>
-              <w:top w:w="100" w:type="dxa"/>
-              <w:start w:w="100" w:type="dxa"/>
-              <w:bottom w:w="100" w:type="dxa"/>
-              <w:end w:w="100" w:type="dxa"/>
-            </w:tcMar>
-          </w:tcPr>
-          <w:p>
-            <w:r>
-              <w:t>q</w:t>
-            </w:r>
-          </w:p>
-        </w:tc>
-        <w:tc>
-          <w:tcPr>
-            <w:tcW w:type="dxa" w:w="2448"/>
-            <w:vAlign w:val="center"/>
-            <w:shd w:fill="EAF2F8"/>
-            <w:tcMar>
-              <w:top w:w="100" w:type="dxa"/>
-              <w:start w:w="100" w:type="dxa"/>
-              <w:bottom w:w="100" w:type="dxa"/>
-              <w:end w:w="100" w:type="dxa"/>
-            </w:tcMar>
-          </w:tcPr>
-          <w:p>
-            <w:r>
-              <w:t>², obtain V(r) = α/r.</w:t>
+              <w:t>From Ṽ(q) = e²/|q|², obtain V(r) = α/r.</w:t>
             </w:r>
           </w:p>
         </w:tc>
@@ -4771,7 +4145,7 @@
       <w:tr>
         <w:tc>
           <w:tcPr>
-            <w:tcW w:type="dxa" w:w="2448"/>
+            <w:tcW w:type="dxa" w:w="720"/>
             <w:vAlign w:val="center"/>
             <w:tcMar>
               <w:top w:w="100" w:type="dxa"/>
@@ -4788,7 +4162,7 @@
         </w:tc>
         <w:tc>
           <w:tcPr>
-            <w:tcW w:type="dxa" w:w="2448"/>
+            <w:tcW w:type="dxa" w:w="9072"/>
             <w:vAlign w:val="center"/>
             <w:tcMar>
               <w:top w:w="100" w:type="dxa"/>
@@ -4803,37 +4177,11 @@
             </w:r>
           </w:p>
         </w:tc>
-        <w:tc>
-          <w:tcPr>
-            <w:tcW w:type="dxa" w:w="2448"/>
-            <w:vAlign w:val="center"/>
-            <w:tcMar>
-              <w:top w:w="100" w:type="dxa"/>
-              <w:start w:w="100" w:type="dxa"/>
-              <w:bottom w:w="100" w:type="dxa"/>
-              <w:end w:w="100" w:type="dxa"/>
-            </w:tcMar>
-          </w:tcPr>
-          <w:p/>
-        </w:tc>
-        <w:tc>
-          <w:tcPr>
-            <w:tcW w:type="dxa" w:w="2448"/>
-            <w:vAlign w:val="center"/>
-            <w:tcMar>
-              <w:top w:w="100" w:type="dxa"/>
-              <w:start w:w="100" w:type="dxa"/>
-              <w:bottom w:w="100" w:type="dxa"/>
-              <w:end w:w="100" w:type="dxa"/>
-            </w:tcMar>
-          </w:tcPr>
-          <w:p/>
-        </w:tc>
       </w:tr>
       <w:tr>
         <w:tc>
           <w:tcPr>
-            <w:tcW w:type="dxa" w:w="2448"/>
+            <w:tcW w:type="dxa" w:w="720"/>
             <w:vAlign w:val="center"/>
             <w:shd w:fill="EAF2F8"/>
             <w:tcMar>
@@ -4851,7 +4199,7 @@
         </w:tc>
         <w:tc>
           <w:tcPr>
-            <w:tcW w:type="dxa" w:w="2448"/>
+            <w:tcW w:type="dxa" w:w="9072"/>
             <w:vAlign w:val="center"/>
             <w:shd w:fill="EAF2F8"/>
             <w:tcMar>
@@ -4867,39 +4215,11 @@
             </w:r>
           </w:p>
         </w:tc>
-        <w:tc>
-          <w:tcPr>
-            <w:tcW w:type="dxa" w:w="2448"/>
-            <w:vAlign w:val="center"/>
-            <w:shd w:fill="EAF2F8"/>
-            <w:tcMar>
-              <w:top w:w="100" w:type="dxa"/>
-              <w:start w:w="100" w:type="dxa"/>
-              <w:bottom w:w="100" w:type="dxa"/>
-              <w:end w:w="100" w:type="dxa"/>
-            </w:tcMar>
-          </w:tcPr>
-          <w:p/>
-        </w:tc>
-        <w:tc>
-          <w:tcPr>
-            <w:tcW w:type="dxa" w:w="2448"/>
-            <w:vAlign w:val="center"/>
-            <w:shd w:fill="EAF2F8"/>
-            <w:tcMar>
-              <w:top w:w="100" w:type="dxa"/>
-              <w:start w:w="100" w:type="dxa"/>
-              <w:bottom w:w="100" w:type="dxa"/>
-              <w:end w:w="100" w:type="dxa"/>
-            </w:tcMar>
-          </w:tcPr>
-          <w:p/>
-        </w:tc>
       </w:tr>
       <w:tr>
         <w:tc>
           <w:tcPr>
-            <w:tcW w:type="dxa" w:w="2448"/>
+            <w:tcW w:type="dxa" w:w="720"/>
             <w:vAlign w:val="center"/>
             <w:tcMar>
               <w:top w:w="100" w:type="dxa"/>
@@ -4916,7 +4236,7 @@
         </w:tc>
         <w:tc>
           <w:tcPr>
-            <w:tcW w:type="dxa" w:w="2448"/>
+            <w:tcW w:type="dxa" w:w="9072"/>
             <w:vAlign w:val="center"/>
             <w:tcMar>
               <w:top w:w="100" w:type="dxa"/>
@@ -4931,37 +4251,11 @@
             </w:r>
           </w:p>
         </w:tc>
-        <w:tc>
-          <w:tcPr>
-            <w:tcW w:type="dxa" w:w="2448"/>
-            <w:vAlign w:val="center"/>
-            <w:tcMar>
-              <w:top w:w="100" w:type="dxa"/>
-              <w:start w:w="100" w:type="dxa"/>
-              <w:bottom w:w="100" w:type="dxa"/>
-              <w:end w:w="100" w:type="dxa"/>
-            </w:tcMar>
-          </w:tcPr>
-          <w:p/>
-        </w:tc>
-        <w:tc>
-          <w:tcPr>
-            <w:tcW w:type="dxa" w:w="2448"/>
-            <w:vAlign w:val="center"/>
-            <w:tcMar>
-              <w:top w:w="100" w:type="dxa"/>
-              <w:start w:w="100" w:type="dxa"/>
-              <w:bottom w:w="100" w:type="dxa"/>
-              <w:end w:w="100" w:type="dxa"/>
-            </w:tcMar>
-          </w:tcPr>
-          <w:p/>
-        </w:tc>
       </w:tr>
       <w:tr>
         <w:tc>
           <w:tcPr>
-            <w:tcW w:type="dxa" w:w="2448"/>
+            <w:tcW w:type="dxa" w:w="720"/>
             <w:vAlign w:val="center"/>
             <w:shd w:fill="EAF2F8"/>
             <w:tcMar>
@@ -4979,7 +4273,7 @@
         </w:tc>
         <w:tc>
           <w:tcPr>
-            <w:tcW w:type="dxa" w:w="2448"/>
+            <w:tcW w:type="dxa" w:w="9072"/>
             <w:vAlign w:val="center"/>
             <w:shd w:fill="EAF2F8"/>
             <w:tcMar>
@@ -4994,34 +4288,6 @@
               <w:t>Challenge: for scalar Compton scattering at tree level, write the three diagrams and show that replacing ε^μ by k^μ makes the sum vanish.</w:t>
             </w:r>
           </w:p>
-        </w:tc>
-        <w:tc>
-          <w:tcPr>
-            <w:tcW w:type="dxa" w:w="2448"/>
-            <w:vAlign w:val="center"/>
-            <w:shd w:fill="EAF2F8"/>
-            <w:tcMar>
-              <w:top w:w="100" w:type="dxa"/>
-              <w:start w:w="100" w:type="dxa"/>
-              <w:bottom w:w="100" w:type="dxa"/>
-              <w:end w:w="100" w:type="dxa"/>
-            </w:tcMar>
-          </w:tcPr>
-          <w:p/>
-        </w:tc>
-        <w:tc>
-          <w:tcPr>
-            <w:tcW w:type="dxa" w:w="2448"/>
-            <w:vAlign w:val="center"/>
-            <w:shd w:fill="EAF2F8"/>
-            <w:tcMar>
-              <w:top w:w="100" w:type="dxa"/>
-              <w:start w:w="100" w:type="dxa"/>
-              <w:bottom w:w="100" w:type="dxa"/>
-              <w:end w:w="100" w:type="dxa"/>
-            </w:tcMar>
-          </w:tcPr>
-          <w:p/>
         </w:tc>
       </w:tr>
     </w:tbl>
@@ -5212,34 +4478,7 @@
         <w:t xml:space="preserve"> </w:t>
       </w:r>
       <w:r>
-        <w:t>The cross terms are (∂_μφ</w:t>
-      </w:r>
-      <w:r>
-        <w:rPr>
-          <w:i/>
-        </w:rPr>
-        <w:t>)(iqA^μφ) + (−iqA_μφ</w:t>
-      </w:r>
-      <w:r>
-        <w:t>)(∂^μφ) = iqA^μ[(∂_μφ</w:t>
-      </w:r>
-      <w:r>
-        <w:rPr>
-          <w:i/>
-        </w:rPr>
-        <w:t>)φ − φ</w:t>
-      </w:r>
-      <w:r>
-        <w:t>∂_μφ]. With ∂φ</w:t>
-      </w:r>
-      <w:r>
-        <w:rPr>
-          <w:i/>
-        </w:rPr>
-        <w:t xml:space="preserve"> → ip′ and ∂φ → −ip, the bracket is i(p′ + p)φ</w:t>
-      </w:r>
-      <w:r>
-        <w:t>φ. Multiplying by i for the vertex gives i·iq·i(p + p′) = −iq(p + p′).</w:t>
+        <w:t>The cross terms are (∂_μφ*)(iqA^μφ) + (−iqA_μφ*)(∂^μφ) = iqA^μ[(∂_μφ*)φ − φ*∂_μφ]. With ∂φ* → ip′ and ∂φ → −ip, the bracket is i(p′ + p)φ*φ. Multiplying by i for the vertex gives i·iq·i(p + p′) = −iq(p + p′).</w:t>
       </w:r>
     </w:p>
     <w:p>
@@ -5281,34 +4520,7 @@
         <w:t xml:space="preserve"> </w:t>
       </w:r>
       <w:r>
-        <w:t>Take γ(k₁, ε₁) + φ(p) → γ(k₂, ε₂) + φ(p′). The s-channel diagram is [−iq(2p + k₁)·ε₁][i/((p + k₁)² − m²)][−iq(2p′ + k₂)·ε₂</w:t>
-      </w:r>
-      <w:r>
-        <w:rPr>
-          <w:i/>
-        </w:rPr>
-        <w:t>]. The u-channel diagram is [−iq(2p′ − k₁)·ε₁][i/((p − k₂)² − m²)][−iq(2p − k₂)·ε₂</w:t>
-      </w:r>
-      <w:r>
-        <w:t>]. The seagull is 2iq²ε₁·ε₂</w:t>
-      </w:r>
-      <w:r>
-        <w:rPr>
-          <w:i/>
-        </w:rPr>
-        <w:t>. Replace ε₁ by k₁. In the s-channel, (2p + k₁)·k₁ = 2p·k₁ = (p + k₁)² − m², which cancels the propagator and leaves −iq²(2p′ + k₂)·ε₂</w:t>
-      </w:r>
-      <w:r>
-        <w:t>. In the u-channel, (2p′ − k₁)·k₁ = 2p′·k₁ = 2p·k₂ = −[(p − k₂)² − m²], which leaves +iq²(2p − k₂)·ε₂</w:t>
-      </w:r>
-      <w:r>
-        <w:rPr>
-          <w:i/>
-        </w:rPr>
-        <w:t>. Using p′ − p + k₂ = k₁, the two sum to −2iq²k₁·ε₂</w:t>
-      </w:r>
-      <w:r>
-        <w:t>. The seagull gives +2iq²k₁·ε₂*, and the total vanishes. Without the seagull, the amplitude would not be gauge invariant.</w:t>
+        <w:t>Take γ(k₁, ε₁) + φ(p) → γ(k₂, ε₂) + φ(p′). The s-channel diagram is [−iq(2p + k₁)·ε₁][i/((p + k₁)² − m²)][−iq(2p′ + k₂)·ε₂*]. The u-channel diagram is [−iq(2p′ − k₁)·ε₁][i/((p − k₂)² − m²)][−iq(2p − k₂)·ε₂*]. The seagull is 2iq²ε₁·ε₂*. Replace ε₁ by k₁. In the s-channel, (2p + k₁)·k₁ = 2p·k₁ = (p + k₁)² − m², which cancels the propagator and leaves −iq²(2p′ + k₂)·ε₂*. In the u-channel, (2p′ − k₁)·k₁ = 2p′·k₁ = 2p·k₂ = −[(p − k₂)² − m²], which leaves +iq²(2p − k₂)·ε₂*. Using p′ − p + k₂ = k₁, the two sum to −2iq²k₁·ε₂*. The seagull gives +2iq²k₁·ε₂*, and the total vanishes. Without the seagull, the amplitude would not be gauge invariant.</w:t>
       </w:r>
     </w:p>
     <w:p>
